--- a/backend-exhibits/google-mydrive-sharedrive-to-microsoft-onedrive-sharepoint-standard-include (1).docx
+++ b/backend-exhibits/google-mydrive-sharedrive-to-microsoft-onedrive-sharepoint-standard-include (1).docx
@@ -47,7 +47,7 @@
             </w:pPr>
             <w:r>
               <w:rPr>
-                <w:rFonts w:ascii="Arial" w:eastAsia="Arial" w:hAnsi="Arial" w:cs="Arial"/>
+                <w:rFonts w:ascii="Arial" w:hAnsi="Arial" w:cs="Arial" w:eastAsia="Arial"/>
                 <w:b/>
                 <w:sz w:val="21"/>
               </w:rPr>
@@ -56,7 +56,7 @@
             <w:proofErr w:type="spellStart"/>
             <w:r>
               <w:rPr>
-                <w:rFonts w:ascii="Arial" w:eastAsia="Arial" w:hAnsi="Arial" w:cs="Arial"/>
+                <w:rFonts w:ascii="Arial" w:hAnsi="Arial" w:cs="Arial" w:eastAsia="Arial"/>
                 <w:b/>
                 <w:sz w:val="21"/>
               </w:rPr>
@@ -65,7 +65,7 @@
             <w:proofErr w:type="spellEnd"/>
             <w:r>
               <w:rPr>
-                <w:rFonts w:ascii="Arial" w:eastAsia="Arial" w:hAnsi="Arial" w:cs="Arial"/>
+                <w:rFonts w:ascii="Arial" w:hAnsi="Arial" w:cs="Arial" w:eastAsia="Arial"/>
                 <w:b/>
                 <w:sz w:val="21"/>
               </w:rPr>
@@ -73,7 +73,7 @@
             </w:r>
             <w:r>
               <w:rPr>
-                <w:rFonts w:ascii="Arial" w:eastAsia="Arial" w:hAnsi="Arial" w:cs="Arial"/>
+                <w:rFonts w:ascii="Arial" w:hAnsi="Arial" w:cs="Arial" w:eastAsia="Arial"/>
                 <w:b/>
                 <w:sz w:val="21"/>
               </w:rPr>
@@ -82,7 +82,7 @@
             <w:proofErr w:type="spellStart"/>
             <w:r>
               <w:rPr>
-                <w:rFonts w:ascii="Arial" w:eastAsia="Arial" w:hAnsi="Arial" w:cs="Arial"/>
+                <w:rFonts w:ascii="Arial" w:hAnsi="Arial" w:cs="Arial" w:eastAsia="Arial"/>
                 <w:b/>
                 <w:sz w:val="21"/>
               </w:rPr>
@@ -91,7 +91,7 @@
             <w:proofErr w:type="spellEnd"/>
             <w:r>
               <w:rPr>
-                <w:rFonts w:ascii="Arial" w:eastAsia="Arial" w:hAnsi="Arial" w:cs="Arial"/>
+                <w:rFonts w:ascii="Arial" w:hAnsi="Arial" w:cs="Arial" w:eastAsia="Arial"/>
                 <w:b/>
                 <w:sz w:val="21"/>
               </w:rPr>
@@ -117,7 +117,7 @@
           <w:p>
             <w:r>
               <w:rPr>
-                <w:rFonts w:ascii="Arial" w:eastAsia="Arial" w:hAnsi="Arial" w:cs="Arial"/>
+                <w:rFonts w:ascii="Arial" w:hAnsi="Arial" w:cs="Arial" w:eastAsia="Arial"/>
                 <w:b/>
                 <w:sz w:val="21"/>
               </w:rPr>
@@ -142,7 +142,7 @@
             <w:proofErr w:type="spellStart"/>
             <w:r>
               <w:rPr>
-                <w:rFonts w:ascii="Arial" w:eastAsia="Arial" w:hAnsi="Arial" w:cs="Arial"/>
+                <w:rFonts w:ascii="Arial" w:hAnsi="Arial" w:cs="Arial" w:eastAsia="Arial"/>
                 <w:sz w:val="21"/>
               </w:rPr>
               <w:t>CloudFuze</w:t>
@@ -150,7 +150,7 @@
             <w:proofErr w:type="spellEnd"/>
             <w:r>
               <w:rPr>
-                <w:rFonts w:ascii="Arial" w:eastAsia="Arial" w:hAnsi="Arial" w:cs="Arial"/>
+                <w:rFonts w:ascii="Arial" w:hAnsi="Arial" w:cs="Arial" w:eastAsia="Arial"/>
                 <w:sz w:val="21"/>
               </w:rPr>
               <w:t xml:space="preserve"> ensures the seamless migration of the data from the source cloud to destination, preserving the accuracy and integrity of the data structure.</w:t>
@@ -175,7 +175,7 @@
           <w:p>
             <w:r>
               <w:rPr>
-                <w:rFonts w:ascii="Arial" w:eastAsia="Arial" w:hAnsi="Arial" w:cs="Arial"/>
+                <w:rFonts w:ascii="Arial" w:hAnsi="Arial" w:cs="Arial" w:eastAsia="Arial"/>
                 <w:b/>
                 <w:sz w:val="21"/>
               </w:rPr>
@@ -199,7 +199,7 @@
             </w:pPr>
             <w:r>
               <w:rPr>
-                <w:rFonts w:ascii="Arial" w:eastAsia="Arial" w:hAnsi="Arial" w:cs="Arial"/>
+                <w:rFonts w:ascii="Arial" w:hAnsi="Arial" w:cs="Arial" w:eastAsia="Arial"/>
                 <w:sz w:val="21"/>
               </w:rPr>
               <w:t>The initial data migration from source to destination is considered as Onetime migration.</w:t>
@@ -224,7 +224,7 @@
           <w:p>
             <w:r>
               <w:rPr>
-                <w:rFonts w:ascii="Arial" w:eastAsia="Arial" w:hAnsi="Arial" w:cs="Arial"/>
+                <w:rFonts w:ascii="Arial" w:hAnsi="Arial" w:cs="Arial" w:eastAsia="Arial"/>
                 <w:b/>
                 <w:sz w:val="21"/>
               </w:rPr>
@@ -248,7 +248,7 @@
             </w:pPr>
             <w:r>
               <w:rPr>
-                <w:rFonts w:ascii="Arial" w:eastAsia="Arial" w:hAnsi="Arial" w:cs="Arial"/>
+                <w:rFonts w:ascii="Arial" w:hAnsi="Arial" w:cs="Arial" w:eastAsia="Arial"/>
                 <w:sz w:val="21"/>
               </w:rPr>
               <w:t>Migration of incremental changes made in source during the onetime migration.</w:t>
@@ -273,7 +273,7 @@
           <w:p>
             <w:r>
               <w:rPr>
-                <w:rFonts w:ascii="Arial" w:eastAsia="Arial" w:hAnsi="Arial" w:cs="Arial"/>
+                <w:rFonts w:ascii="Arial" w:hAnsi="Arial" w:cs="Arial" w:eastAsia="Arial"/>
                 <w:b/>
                 <w:sz w:val="21"/>
               </w:rPr>
@@ -298,7 +298,7 @@
             <w:proofErr w:type="spellStart"/>
             <w:r>
               <w:rPr>
-                <w:rFonts w:ascii="Arial" w:eastAsia="Arial" w:hAnsi="Arial" w:cs="Arial"/>
+                <w:rFonts w:ascii="Arial" w:hAnsi="Arial" w:cs="Arial" w:eastAsia="Arial"/>
                 <w:sz w:val="21"/>
               </w:rPr>
               <w:t>CloudFuze</w:t>
@@ -306,7 +306,7 @@
             <w:proofErr w:type="spellEnd"/>
             <w:r>
               <w:rPr>
-                <w:rFonts w:ascii="Arial" w:eastAsia="Arial" w:hAnsi="Arial" w:cs="Arial"/>
+                <w:rFonts w:ascii="Arial" w:hAnsi="Arial" w:cs="Arial" w:eastAsia="Arial"/>
                 <w:sz w:val="21"/>
               </w:rPr>
               <w:t xml:space="preserve"> preserves all root folder permissions along with access levels.</w:t>
@@ -331,7 +331,7 @@
           <w:p>
             <w:r>
               <w:rPr>
-                <w:rFonts w:ascii="Arial" w:eastAsia="Arial" w:hAnsi="Arial" w:cs="Arial"/>
+                <w:rFonts w:ascii="Arial" w:hAnsi="Arial" w:cs="Arial" w:eastAsia="Arial"/>
                 <w:b/>
                 <w:sz w:val="21"/>
               </w:rPr>
@@ -356,7 +356,7 @@
             <w:proofErr w:type="spellStart"/>
             <w:r>
               <w:rPr>
-                <w:rFonts w:ascii="Arial" w:eastAsia="Arial" w:hAnsi="Arial" w:cs="Arial"/>
+                <w:rFonts w:ascii="Arial" w:hAnsi="Arial" w:cs="Arial" w:eastAsia="Arial"/>
                 <w:sz w:val="21"/>
               </w:rPr>
               <w:t>CloudFuze</w:t>
@@ -364,7 +364,7 @@
             <w:proofErr w:type="spellEnd"/>
             <w:r>
               <w:rPr>
-                <w:rFonts w:ascii="Arial" w:eastAsia="Arial" w:hAnsi="Arial" w:cs="Arial"/>
+                <w:rFonts w:ascii="Arial" w:hAnsi="Arial" w:cs="Arial" w:eastAsia="Arial"/>
                 <w:sz w:val="21"/>
               </w:rPr>
               <w:t xml:space="preserve"> preserves all Root file permissions along with access levels.</w:t>
@@ -389,7 +389,7 @@
           <w:p>
             <w:r>
               <w:rPr>
-                <w:rFonts w:ascii="Arial" w:eastAsia="Arial" w:hAnsi="Arial" w:cs="Arial"/>
+                <w:rFonts w:ascii="Arial" w:hAnsi="Arial" w:cs="Arial" w:eastAsia="Arial"/>
                 <w:b/>
                 <w:sz w:val="21"/>
               </w:rPr>
@@ -414,7 +414,7 @@
             <w:proofErr w:type="spellStart"/>
             <w:r>
               <w:rPr>
-                <w:rFonts w:ascii="Arial" w:eastAsia="Arial" w:hAnsi="Arial" w:cs="Arial"/>
+                <w:rFonts w:ascii="Arial" w:hAnsi="Arial" w:cs="Arial" w:eastAsia="Arial"/>
                 <w:sz w:val="21"/>
               </w:rPr>
               <w:t>CloudFuze</w:t>
@@ -422,7 +422,7 @@
             <w:proofErr w:type="spellEnd"/>
             <w:r>
               <w:rPr>
-                <w:rFonts w:ascii="Arial" w:eastAsia="Arial" w:hAnsi="Arial" w:cs="Arial"/>
+                <w:rFonts w:ascii="Arial" w:hAnsi="Arial" w:cs="Arial" w:eastAsia="Arial"/>
                 <w:sz w:val="21"/>
               </w:rPr>
               <w:t xml:space="preserve"> preserves all subfolder permissions along with access levels.</w:t>
@@ -447,7 +447,7 @@
           <w:p>
             <w:r>
               <w:rPr>
-                <w:rFonts w:ascii="Arial" w:eastAsia="Arial" w:hAnsi="Arial" w:cs="Arial"/>
+                <w:rFonts w:ascii="Arial" w:hAnsi="Arial" w:cs="Arial" w:eastAsia="Arial"/>
                 <w:b/>
                 <w:sz w:val="21"/>
               </w:rPr>
@@ -472,7 +472,7 @@
             <w:proofErr w:type="spellStart"/>
             <w:r>
               <w:rPr>
-                <w:rFonts w:ascii="Arial" w:eastAsia="Arial" w:hAnsi="Arial" w:cs="Arial"/>
+                <w:rFonts w:ascii="Arial" w:hAnsi="Arial" w:cs="Arial" w:eastAsia="Arial"/>
                 <w:sz w:val="21"/>
               </w:rPr>
               <w:t>CloudFuze</w:t>
@@ -480,7 +480,7 @@
             <w:proofErr w:type="spellEnd"/>
             <w:r>
               <w:rPr>
-                <w:rFonts w:ascii="Arial" w:eastAsia="Arial" w:hAnsi="Arial" w:cs="Arial"/>
+                <w:rFonts w:ascii="Arial" w:hAnsi="Arial" w:cs="Arial" w:eastAsia="Arial"/>
                 <w:sz w:val="21"/>
               </w:rPr>
               <w:t xml:space="preserve"> preserves all inner file permissions along with access levels.</w:t>
@@ -505,7 +505,7 @@
           <w:p>
             <w:r>
               <w:rPr>
-                <w:rFonts w:ascii="Arial" w:eastAsia="Arial" w:hAnsi="Arial" w:cs="Arial"/>
+                <w:rFonts w:ascii="Arial" w:hAnsi="Arial" w:cs="Arial" w:eastAsia="Arial"/>
                 <w:b/>
                 <w:sz w:val="21"/>
               </w:rPr>
@@ -530,7 +530,7 @@
             <w:proofErr w:type="spellStart"/>
             <w:r>
               <w:rPr>
-                <w:rFonts w:ascii="Arial" w:eastAsia="Arial" w:hAnsi="Arial" w:cs="Arial"/>
+                <w:rFonts w:ascii="Arial" w:hAnsi="Arial" w:cs="Arial" w:eastAsia="Arial"/>
                 <w:sz w:val="21"/>
               </w:rPr>
               <w:t>CloudFuze</w:t>
@@ -538,7 +538,7 @@
             <w:proofErr w:type="spellEnd"/>
             <w:r>
               <w:rPr>
-                <w:rFonts w:ascii="Arial" w:eastAsia="Arial" w:hAnsi="Arial" w:cs="Arial"/>
+                <w:rFonts w:ascii="Arial" w:hAnsi="Arial" w:cs="Arial" w:eastAsia="Arial"/>
                 <w:sz w:val="21"/>
               </w:rPr>
               <w:t xml:space="preserve"> migrates all shared links from source to destination and maintains the type of links.</w:t>
@@ -563,7 +563,7 @@
           <w:p>
             <w:r>
               <w:rPr>
-                <w:rFonts w:ascii="Arial" w:eastAsia="Arial" w:hAnsi="Arial" w:cs="Arial"/>
+                <w:rFonts w:ascii="Arial" w:hAnsi="Arial" w:cs="Arial" w:eastAsia="Arial"/>
                 <w:b/>
                 <w:sz w:val="21"/>
               </w:rPr>
@@ -588,7 +588,7 @@
             <w:proofErr w:type="spellStart"/>
             <w:r>
               <w:rPr>
-                <w:rFonts w:ascii="Arial" w:eastAsia="Arial" w:hAnsi="Arial" w:cs="Arial"/>
+                <w:rFonts w:ascii="Arial" w:hAnsi="Arial" w:cs="Arial" w:eastAsia="Arial"/>
                 <w:sz w:val="21"/>
               </w:rPr>
               <w:t>CloudFuze</w:t>
@@ -596,7 +596,7 @@
             <w:proofErr w:type="spellEnd"/>
             <w:r>
               <w:rPr>
-                <w:rFonts w:ascii="Arial" w:eastAsia="Arial" w:hAnsi="Arial" w:cs="Arial"/>
+                <w:rFonts w:ascii="Arial" w:hAnsi="Arial" w:cs="Arial" w:eastAsia="Arial"/>
                 <w:sz w:val="21"/>
               </w:rPr>
               <w:t xml:space="preserve"> can migrate external permissions (Files/Folders shared with people of outside organizations) of files/folders to the destination along with access levels.</w:t>
@@ -621,7 +621,7 @@
           <w:p>
             <w:r>
               <w:rPr>
-                <w:rFonts w:ascii="Arial" w:eastAsia="Arial" w:hAnsi="Arial" w:cs="Arial"/>
+                <w:rFonts w:ascii="Arial" w:hAnsi="Arial" w:cs="Arial" w:eastAsia="Arial"/>
                 <w:b/>
                 <w:sz w:val="21"/>
               </w:rPr>
@@ -645,7 +645,7 @@
             </w:pPr>
             <w:r>
               <w:rPr>
-                <w:rFonts w:ascii="Arial" w:eastAsia="Arial" w:hAnsi="Arial" w:cs="Arial"/>
+                <w:rFonts w:ascii="Arial" w:hAnsi="Arial" w:cs="Arial" w:eastAsia="Arial"/>
                 <w:sz w:val="21"/>
               </w:rPr>
               <w:t>Maintaining the original timestamps, including creation and modification dates and times, when transferring data to the destination cloud.</w:t>
@@ -670,7 +670,7 @@
           <w:p>
             <w:r>
               <w:rPr>
-                <w:rFonts w:ascii="Arial" w:eastAsia="Arial" w:hAnsi="Arial" w:cs="Arial"/>
+                <w:rFonts w:ascii="Arial" w:hAnsi="Arial" w:cs="Arial" w:eastAsia="Arial"/>
                 <w:b/>
                 <w:sz w:val="21"/>
               </w:rPr>
@@ -694,7 +694,7 @@
             </w:pPr>
             <w:r>
               <w:rPr>
-                <w:rFonts w:ascii="Arial" w:eastAsia="Arial" w:hAnsi="Arial" w:cs="Arial"/>
+                <w:rFonts w:ascii="Arial" w:hAnsi="Arial" w:cs="Arial" w:eastAsia="Arial"/>
                 <w:sz w:val="21"/>
               </w:rPr>
               <w:t>Special characters not supported by the destination cloud will be automatically replaced with underscores (_) or hyphens (-). This ensures that the integrity of the data is maintained during the migration process.</w:t>
@@ -719,7 +719,7 @@
           <w:p>
             <w:r>
               <w:rPr>
-                <w:rFonts w:ascii="Arial" w:eastAsia="Arial" w:hAnsi="Arial" w:cs="Arial"/>
+                <w:rFonts w:ascii="Arial" w:hAnsi="Arial" w:cs="Arial" w:eastAsia="Arial"/>
                 <w:b/>
                 <w:sz w:val="21"/>
               </w:rPr>
@@ -743,7 +743,7 @@
             </w:pPr>
             <w:r>
               <w:rPr>
-                <w:rFonts w:ascii="Arial" w:eastAsia="Arial" w:hAnsi="Arial" w:cs="Arial"/>
+                <w:rFonts w:ascii="Arial" w:hAnsi="Arial" w:cs="Arial" w:eastAsia="Arial"/>
                 <w:sz w:val="21"/>
               </w:rPr>
               <w:t>The system will automatically prevent the generation of email notifications for collaborations on folders/files originating from the destination cloud.</w:t>
@@ -768,7 +768,7 @@
           <w:p>
             <w:r>
               <w:rPr>
-                <w:rFonts w:ascii="Arial" w:eastAsia="Arial" w:hAnsi="Arial" w:cs="Arial"/>
+                <w:rFonts w:ascii="Arial" w:hAnsi="Arial" w:cs="Arial" w:eastAsia="Arial"/>
                 <w:b/>
                 <w:sz w:val="21"/>
               </w:rPr>
@@ -792,7 +792,7 @@
             </w:pPr>
             <w:r>
               <w:rPr>
-                <w:rFonts w:ascii="Arial" w:eastAsia="Arial" w:hAnsi="Arial" w:cs="Arial"/>
+                <w:rFonts w:ascii="Arial" w:hAnsi="Arial" w:cs="Arial" w:eastAsia="Arial"/>
                 <w:sz w:val="21"/>
               </w:rPr>
               <w:t>If the destination cloud has a long folder path limitation, the system automatically adjusts the destination's path as per the limitation.</w:t>
@@ -817,7 +817,7 @@
           <w:p>
             <w:r>
               <w:rPr>
-                <w:rFonts w:ascii="Arial" w:eastAsia="Arial" w:hAnsi="Arial" w:cs="Arial"/>
+                <w:rFonts w:ascii="Arial" w:hAnsi="Arial" w:cs="Arial" w:eastAsia="Arial"/>
                 <w:b/>
                 <w:sz w:val="21"/>
               </w:rPr>
@@ -841,7 +841,7 @@
             </w:pPr>
             <w:r>
               <w:rPr>
-                <w:rFonts w:ascii="Arial" w:eastAsia="Arial" w:hAnsi="Arial" w:cs="Arial"/>
+                <w:rFonts w:ascii="Arial" w:hAnsi="Arial" w:cs="Arial" w:eastAsia="Arial"/>
                 <w:sz w:val="21"/>
               </w:rPr>
               <w:t>Conflicts will be re-</w:t>
@@ -849,7 +849,7 @@
             <w:proofErr w:type="gramStart"/>
             <w:r>
               <w:rPr>
-                <w:rFonts w:ascii="Arial" w:eastAsia="Arial" w:hAnsi="Arial" w:cs="Arial"/>
+                <w:rFonts w:ascii="Arial" w:hAnsi="Arial" w:cs="Arial" w:eastAsia="Arial"/>
                 <w:sz w:val="21"/>
               </w:rPr>
               <w:t>tried</w:t>
@@ -857,7 +857,7 @@
             <w:proofErr w:type="gramEnd"/>
             <w:r>
               <w:rPr>
-                <w:rFonts w:ascii="Arial" w:eastAsia="Arial" w:hAnsi="Arial" w:cs="Arial"/>
+                <w:rFonts w:ascii="Arial" w:hAnsi="Arial" w:cs="Arial" w:eastAsia="Arial"/>
                 <w:sz w:val="21"/>
               </w:rPr>
               <w:t xml:space="preserve"> three times automatically.</w:t>
@@ -933,7 +933,7 @@
             </w:pPr>
             <w:r>
               <w:rPr>
-                <w:rFonts w:ascii="Arial" w:eastAsia="Arial" w:hAnsi="Arial" w:cs="Arial"/>
+                <w:rFonts w:ascii="Arial" w:hAnsi="Arial" w:cs="Arial" w:eastAsia="Arial"/>
                 <w:b/>
                 <w:sz w:val="21"/>
                 <w:szCs w:val="21"/>
@@ -942,7 +942,7 @@
             </w:r>
             <w:r>
               <w:rPr>
-                <w:rFonts w:ascii="Arial" w:eastAsia="Arial" w:hAnsi="Arial" w:cs="Arial"/>
+                <w:rFonts w:ascii="Arial" w:hAnsi="Arial" w:cs="Arial" w:eastAsia="Arial"/>
                 <w:b/>
                 <w:sz w:val="21"/>
                 <w:szCs w:val="21"/>
@@ -951,7 +951,7 @@
             </w:r>
             <w:r>
               <w:rPr>
-                <w:rFonts w:ascii="Arial" w:eastAsia="Arial" w:hAnsi="Arial" w:cs="Arial"/>
+                <w:rFonts w:ascii="Arial" w:hAnsi="Arial" w:cs="Arial" w:eastAsia="Arial"/>
                 <w:b/>
                 <w:sz w:val="21"/>
                 <w:szCs w:val="21"/>
@@ -985,7 +985,7 @@
             </w:pPr>
             <w:r>
               <w:rPr>
-                <w:rFonts w:ascii="Arial" w:eastAsia="Arial" w:hAnsi="Arial" w:cs="Arial"/>
+                <w:rFonts w:ascii="Arial" w:hAnsi="Arial" w:cs="Arial" w:eastAsia="Arial"/>
                 <w:b/>
                 <w:sz w:val="21"/>
                 <w:szCs w:val="21"/>
@@ -1014,7 +1014,7 @@
             <w:proofErr w:type="spellStart"/>
             <w:r>
               <w:rPr>
-                <w:rFonts w:ascii="Arial" w:eastAsia="Arial" w:hAnsi="Arial" w:cs="Arial"/>
+                <w:rFonts w:ascii="Arial" w:hAnsi="Arial" w:cs="Arial" w:eastAsia="Arial"/>
                 <w:sz w:val="21"/>
                 <w:szCs w:val="21"/>
               </w:rPr>
@@ -1023,7 +1023,7 @@
             <w:proofErr w:type="spellEnd"/>
             <w:r>
               <w:rPr>
-                <w:rFonts w:ascii="Arial" w:eastAsia="Arial" w:hAnsi="Arial" w:cs="Arial"/>
+                <w:rFonts w:ascii="Arial" w:hAnsi="Arial" w:cs="Arial" w:eastAsia="Arial"/>
                 <w:sz w:val="21"/>
                 <w:szCs w:val="21"/>
               </w:rPr>
@@ -1056,7 +1056,7 @@
             </w:pPr>
             <w:r>
               <w:rPr>
-                <w:rFonts w:ascii="Arial" w:eastAsia="Arial" w:hAnsi="Arial" w:cs="Arial"/>
+                <w:rFonts w:ascii="Arial" w:hAnsi="Arial" w:cs="Arial" w:eastAsia="Arial"/>
                 <w:b/>
                 <w:sz w:val="21"/>
                 <w:szCs w:val="21"/>
@@ -1085,7 +1085,7 @@
             </w:pPr>
             <w:r>
               <w:rPr>
-                <w:rFonts w:ascii="Arial" w:eastAsia="Arial" w:hAnsi="Arial" w:cs="Arial"/>
+                <w:rFonts w:ascii="Arial" w:hAnsi="Arial" w:cs="Arial" w:eastAsia="Arial"/>
                 <w:sz w:val="21"/>
                 <w:szCs w:val="21"/>
               </w:rPr>
@@ -1118,7 +1118,7 @@
             </w:pPr>
             <w:r>
               <w:rPr>
-                <w:rFonts w:ascii="Arial" w:eastAsia="Arial" w:hAnsi="Arial" w:cs="Arial"/>
+                <w:rFonts w:ascii="Arial" w:hAnsi="Arial" w:cs="Arial" w:eastAsia="Arial"/>
                 <w:b/>
                 <w:sz w:val="21"/>
                 <w:szCs w:val="21"/>
@@ -1146,7 +1146,7 @@
             </w:pPr>
             <w:r>
               <w:rPr>
-                <w:rFonts w:ascii="Arial" w:eastAsia="Arial" w:hAnsi="Arial" w:cs="Arial"/>
+                <w:rFonts w:ascii="Arial" w:hAnsi="Arial" w:cs="Arial" w:eastAsia="Arial"/>
                 <w:sz w:val="21"/>
                 <w:szCs w:val="21"/>
               </w:rPr>
@@ -1179,7 +1179,7 @@
             </w:pPr>
             <w:r>
               <w:rPr>
-                <w:rFonts w:ascii="Arial" w:eastAsia="Arial" w:hAnsi="Arial" w:cs="Arial"/>
+                <w:rFonts w:ascii="Arial" w:hAnsi="Arial" w:cs="Arial" w:eastAsia="Arial"/>
                 <w:b/>
                 <w:sz w:val="21"/>
                 <w:szCs w:val="21"/>
@@ -1208,7 +1208,7 @@
             <w:proofErr w:type="spellStart"/>
             <w:r>
               <w:rPr>
-                <w:rFonts w:ascii="Arial" w:eastAsia="Arial" w:hAnsi="Arial" w:cs="Arial"/>
+                <w:rFonts w:ascii="Arial" w:hAnsi="Arial" w:cs="Arial" w:eastAsia="Arial"/>
                 <w:sz w:val="21"/>
                 <w:szCs w:val="21"/>
               </w:rPr>
@@ -1217,7 +1217,7 @@
             <w:proofErr w:type="spellEnd"/>
             <w:r>
               <w:rPr>
-                <w:rFonts w:ascii="Arial" w:eastAsia="Arial" w:hAnsi="Arial" w:cs="Arial"/>
+                <w:rFonts w:ascii="Arial" w:hAnsi="Arial" w:cs="Arial" w:eastAsia="Arial"/>
                 <w:sz w:val="21"/>
                 <w:szCs w:val="21"/>
               </w:rPr>
@@ -1250,7 +1250,7 @@
             </w:pPr>
             <w:r>
               <w:rPr>
-                <w:rFonts w:ascii="Arial" w:eastAsia="Arial" w:hAnsi="Arial" w:cs="Arial"/>
+                <w:rFonts w:ascii="Arial" w:hAnsi="Arial" w:cs="Arial" w:eastAsia="Arial"/>
                 <w:b/>
                 <w:sz w:val="21"/>
                 <w:szCs w:val="21"/>
@@ -1279,7 +1279,7 @@
             <w:proofErr w:type="spellStart"/>
             <w:r>
               <w:rPr>
-                <w:rFonts w:ascii="Arial" w:eastAsia="Arial" w:hAnsi="Arial" w:cs="Arial"/>
+                <w:rFonts w:ascii="Arial" w:hAnsi="Arial" w:cs="Arial" w:eastAsia="Arial"/>
                 <w:sz w:val="21"/>
                 <w:szCs w:val="21"/>
               </w:rPr>
@@ -1288,7 +1288,7 @@
             <w:proofErr w:type="spellEnd"/>
             <w:r>
               <w:rPr>
-                <w:rFonts w:ascii="Arial" w:eastAsia="Arial" w:hAnsi="Arial" w:cs="Arial"/>
+                <w:rFonts w:ascii="Arial" w:hAnsi="Arial" w:cs="Arial" w:eastAsia="Arial"/>
                 <w:sz w:val="21"/>
                 <w:szCs w:val="21"/>
               </w:rPr>
@@ -1322,7 +1322,7 @@
             </w:pPr>
             <w:r>
               <w:rPr>
-                <w:rFonts w:ascii="Arial" w:eastAsia="Arial" w:hAnsi="Arial" w:cs="Arial"/>
+                <w:rFonts w:ascii="Arial" w:hAnsi="Arial" w:cs="Arial" w:eastAsia="Arial"/>
                 <w:b/>
                 <w:sz w:val="21"/>
                 <w:szCs w:val="21"/>
@@ -1352,7 +1352,7 @@
             <w:proofErr w:type="spellStart"/>
             <w:r>
               <w:rPr>
-                <w:rFonts w:ascii="Arial" w:eastAsia="Arial" w:hAnsi="Arial" w:cs="Arial"/>
+                <w:rFonts w:ascii="Arial" w:hAnsi="Arial" w:cs="Arial" w:eastAsia="Arial"/>
                 <w:sz w:val="21"/>
                 <w:szCs w:val="21"/>
               </w:rPr>
@@ -1361,7 +1361,7 @@
             <w:proofErr w:type="spellEnd"/>
             <w:r>
               <w:rPr>
-                <w:rFonts w:ascii="Arial" w:eastAsia="Arial" w:hAnsi="Arial" w:cs="Arial"/>
+                <w:rFonts w:ascii="Arial" w:hAnsi="Arial" w:cs="Arial" w:eastAsia="Arial"/>
                 <w:sz w:val="21"/>
                 <w:szCs w:val="21"/>
               </w:rPr>
@@ -1394,7 +1394,7 @@
             </w:pPr>
             <w:r>
               <w:rPr>
-                <w:rFonts w:ascii="Arial" w:eastAsia="Arial" w:hAnsi="Arial" w:cs="Arial"/>
+                <w:rFonts w:ascii="Arial" w:hAnsi="Arial" w:cs="Arial" w:eastAsia="Arial"/>
                 <w:b/>
                 <w:sz w:val="21"/>
                 <w:szCs w:val="21"/>
@@ -1423,7 +1423,7 @@
             <w:proofErr w:type="spellStart"/>
             <w:r>
               <w:rPr>
-                <w:rFonts w:ascii="Arial" w:eastAsia="Arial" w:hAnsi="Arial" w:cs="Arial"/>
+                <w:rFonts w:ascii="Arial" w:hAnsi="Arial" w:cs="Arial" w:eastAsia="Arial"/>
                 <w:sz w:val="21"/>
                 <w:szCs w:val="21"/>
               </w:rPr>
@@ -1432,7 +1432,7 @@
             <w:proofErr w:type="spellEnd"/>
             <w:r>
               <w:rPr>
-                <w:rFonts w:ascii="Arial" w:eastAsia="Arial" w:hAnsi="Arial" w:cs="Arial"/>
+                <w:rFonts w:ascii="Arial" w:hAnsi="Arial" w:cs="Arial" w:eastAsia="Arial"/>
                 <w:sz w:val="21"/>
                 <w:szCs w:val="21"/>
               </w:rPr>
@@ -1465,7 +1465,7 @@
             </w:pPr>
             <w:r>
               <w:rPr>
-                <w:rFonts w:ascii="Arial" w:eastAsia="Arial" w:hAnsi="Arial" w:cs="Arial"/>
+                <w:rFonts w:ascii="Arial" w:hAnsi="Arial" w:cs="Arial" w:eastAsia="Arial"/>
                 <w:b/>
                 <w:sz w:val="21"/>
                 <w:szCs w:val="21"/>
@@ -1494,7 +1494,7 @@
             <w:proofErr w:type="spellStart"/>
             <w:r>
               <w:rPr>
-                <w:rFonts w:ascii="Arial" w:eastAsia="Arial" w:hAnsi="Arial" w:cs="Arial"/>
+                <w:rFonts w:ascii="Arial" w:hAnsi="Arial" w:cs="Arial" w:eastAsia="Arial"/>
                 <w:sz w:val="21"/>
                 <w:szCs w:val="21"/>
               </w:rPr>
@@ -1503,7 +1503,7 @@
             <w:proofErr w:type="spellEnd"/>
             <w:r>
               <w:rPr>
-                <w:rFonts w:ascii="Arial" w:eastAsia="Arial" w:hAnsi="Arial" w:cs="Arial"/>
+                <w:rFonts w:ascii="Arial" w:hAnsi="Arial" w:cs="Arial" w:eastAsia="Arial"/>
                 <w:sz w:val="21"/>
                 <w:szCs w:val="21"/>
               </w:rPr>
@@ -1536,7 +1536,7 @@
             </w:pPr>
             <w:r>
               <w:rPr>
-                <w:rFonts w:ascii="Arial" w:eastAsia="Arial" w:hAnsi="Arial" w:cs="Arial"/>
+                <w:rFonts w:ascii="Arial" w:hAnsi="Arial" w:cs="Arial" w:eastAsia="Arial"/>
                 <w:b/>
                 <w:sz w:val="21"/>
                 <w:szCs w:val="21"/>
@@ -1564,7 +1564,7 @@
             </w:pPr>
             <w:r>
               <w:rPr>
-                <w:rFonts w:ascii="Arial" w:eastAsia="Arial" w:hAnsi="Arial" w:cs="Arial"/>
+                <w:rFonts w:ascii="Arial" w:hAnsi="Arial" w:cs="Arial" w:eastAsia="Arial"/>
                 <w:sz w:val="21"/>
                 <w:szCs w:val="21"/>
               </w:rPr>
@@ -1597,7 +1597,7 @@
             </w:pPr>
             <w:r>
               <w:rPr>
-                <w:rFonts w:ascii="Arial" w:eastAsia="Arial" w:hAnsi="Arial" w:cs="Arial"/>
+                <w:rFonts w:ascii="Arial" w:hAnsi="Arial" w:cs="Arial" w:eastAsia="Arial"/>
                 <w:b/>
                 <w:sz w:val="21"/>
                 <w:szCs w:val="21"/>
@@ -1626,7 +1626,7 @@
             </w:pPr>
             <w:r>
               <w:rPr>
-                <w:rFonts w:ascii="Arial" w:eastAsia="Arial" w:hAnsi="Arial" w:cs="Arial"/>
+                <w:rFonts w:ascii="Arial" w:hAnsi="Arial" w:cs="Arial" w:eastAsia="Arial"/>
                 <w:sz w:val="21"/>
                 <w:szCs w:val="21"/>
               </w:rPr>
@@ -1659,7 +1659,7 @@
             </w:pPr>
             <w:r>
               <w:rPr>
-                <w:rFonts w:ascii="Arial" w:eastAsia="Arial" w:hAnsi="Arial" w:cs="Arial"/>
+                <w:rFonts w:ascii="Arial" w:hAnsi="Arial" w:cs="Arial" w:eastAsia="Arial"/>
                 <w:b/>
                 <w:sz w:val="21"/>
                 <w:szCs w:val="21"/>
@@ -1687,7 +1687,7 @@
             </w:pPr>
             <w:r>
               <w:rPr>
-                <w:rFonts w:ascii="Arial" w:eastAsia="Arial" w:hAnsi="Arial" w:cs="Arial"/>
+                <w:rFonts w:ascii="Arial" w:hAnsi="Arial" w:cs="Arial" w:eastAsia="Arial"/>
                 <w:sz w:val="21"/>
                 <w:szCs w:val="21"/>
               </w:rPr>
@@ -1783,7 +1783,7 @@
             </w:pPr>
             <w:r>
               <w:rPr>
-                <w:rFonts w:ascii="Arial" w:eastAsia="Arial" w:hAnsi="Arial" w:cs="Arial"/>
+                <w:rFonts w:ascii="Arial" w:hAnsi="Arial" w:cs="Arial" w:eastAsia="Arial"/>
                 <w:b/>
                 <w:sz w:val="21"/>
                 <w:szCs w:val="21"/>
@@ -1793,7 +1793,7 @@
             </w:r>
             <w:r>
               <w:rPr>
-                <w:rFonts w:ascii="Arial" w:eastAsia="Arial" w:hAnsi="Arial" w:cs="Arial"/>
+                <w:rFonts w:ascii="Arial" w:hAnsi="Arial" w:cs="Arial" w:eastAsia="Arial"/>
                 <w:b/>
                 <w:sz w:val="21"/>
                 <w:szCs w:val="21"/>
@@ -1802,7 +1802,7 @@
             </w:r>
             <w:r>
               <w:rPr>
-                <w:rFonts w:ascii="Arial" w:eastAsia="Arial" w:hAnsi="Arial" w:cs="Arial"/>
+                <w:rFonts w:ascii="Arial" w:hAnsi="Arial" w:cs="Arial" w:eastAsia="Arial"/>
                 <w:b/>
                 <w:sz w:val="21"/>
                 <w:szCs w:val="21"/>
@@ -1811,7 +1811,7 @@
             </w:r>
             <w:r>
               <w:rPr>
-                <w:rFonts w:ascii="Arial" w:eastAsia="Arial" w:hAnsi="Arial" w:cs="Arial"/>
+                <w:rFonts w:ascii="Arial" w:hAnsi="Arial" w:cs="Arial" w:eastAsia="Arial"/>
                 <w:b/>
                 <w:sz w:val="21"/>
                 <w:szCs w:val="21"/>
@@ -1820,7 +1820,7 @@
             </w:r>
             <w:r>
               <w:rPr>
-                <w:rFonts w:ascii="Arial" w:eastAsia="Arial" w:hAnsi="Arial" w:cs="Arial"/>
+                <w:rFonts w:ascii="Arial" w:hAnsi="Arial" w:cs="Arial" w:eastAsia="Arial"/>
                 <w:b/>
                 <w:sz w:val="21"/>
                 <w:szCs w:val="21"/>
@@ -1854,7 +1854,7 @@
             </w:pPr>
             <w:r>
               <w:rPr>
-                <w:rFonts w:ascii="Arial" w:eastAsia="Arial" w:hAnsi="Arial" w:cs="Arial"/>
+                <w:rFonts w:ascii="Arial" w:hAnsi="Arial" w:cs="Arial" w:eastAsia="Arial"/>
                 <w:b/>
                 <w:sz w:val="21"/>
                 <w:szCs w:val="21"/>
@@ -1883,7 +1883,7 @@
             <w:proofErr w:type="spellStart"/>
             <w:r>
               <w:rPr>
-                <w:rFonts w:ascii="Arial" w:eastAsia="Arial" w:hAnsi="Arial" w:cs="Arial"/>
+                <w:rFonts w:ascii="Arial" w:hAnsi="Arial" w:cs="Arial" w:eastAsia="Arial"/>
                 <w:sz w:val="21"/>
                 <w:szCs w:val="21"/>
               </w:rPr>
@@ -1892,7 +1892,7 @@
             <w:proofErr w:type="spellEnd"/>
             <w:r>
               <w:rPr>
-                <w:rFonts w:ascii="Arial" w:eastAsia="Arial" w:hAnsi="Arial" w:cs="Arial"/>
+                <w:rFonts w:ascii="Arial" w:hAnsi="Arial" w:cs="Arial" w:eastAsia="Arial"/>
                 <w:sz w:val="21"/>
                 <w:szCs w:val="21"/>
               </w:rPr>
@@ -1925,7 +1925,7 @@
             </w:pPr>
             <w:r>
               <w:rPr>
-                <w:rFonts w:ascii="Arial" w:eastAsia="Arial" w:hAnsi="Arial" w:cs="Arial"/>
+                <w:rFonts w:ascii="Arial" w:hAnsi="Arial" w:cs="Arial" w:eastAsia="Arial"/>
                 <w:b/>
                 <w:sz w:val="21"/>
                 <w:szCs w:val="21"/>
@@ -1954,7 +1954,7 @@
             </w:pPr>
             <w:r>
               <w:rPr>
-                <w:rFonts w:ascii="Arial" w:eastAsia="Arial" w:hAnsi="Arial" w:cs="Arial"/>
+                <w:rFonts w:ascii="Arial" w:hAnsi="Arial" w:cs="Arial" w:eastAsia="Arial"/>
                 <w:sz w:val="21"/>
                 <w:szCs w:val="21"/>
               </w:rPr>
@@ -1987,7 +1987,7 @@
             </w:pPr>
             <w:r>
               <w:rPr>
-                <w:rFonts w:ascii="Arial" w:eastAsia="Arial" w:hAnsi="Arial" w:cs="Arial"/>
+                <w:rFonts w:ascii="Arial" w:hAnsi="Arial" w:cs="Arial" w:eastAsia="Arial"/>
                 <w:b/>
                 <w:sz w:val="21"/>
                 <w:szCs w:val="21"/>
@@ -2015,7 +2015,7 @@
             </w:pPr>
             <w:r>
               <w:rPr>
-                <w:rFonts w:ascii="Arial" w:eastAsia="Arial" w:hAnsi="Arial" w:cs="Arial"/>
+                <w:rFonts w:ascii="Arial" w:hAnsi="Arial" w:cs="Arial" w:eastAsia="Arial"/>
                 <w:sz w:val="21"/>
                 <w:szCs w:val="21"/>
               </w:rPr>
@@ -2048,7 +2048,7 @@
             </w:pPr>
             <w:r>
               <w:rPr>
-                <w:rFonts w:ascii="Arial" w:eastAsia="Arial" w:hAnsi="Arial" w:cs="Arial"/>
+                <w:rFonts w:ascii="Arial" w:hAnsi="Arial" w:cs="Arial" w:eastAsia="Arial"/>
                 <w:b/>
                 <w:sz w:val="21"/>
                 <w:szCs w:val="21"/>
@@ -2077,7 +2077,7 @@
             <w:proofErr w:type="spellStart"/>
             <w:r>
               <w:rPr>
-                <w:rFonts w:ascii="Arial" w:eastAsia="Arial" w:hAnsi="Arial" w:cs="Arial"/>
+                <w:rFonts w:ascii="Arial" w:hAnsi="Arial" w:cs="Arial" w:eastAsia="Arial"/>
                 <w:sz w:val="21"/>
                 <w:szCs w:val="21"/>
               </w:rPr>
@@ -2086,7 +2086,7 @@
             <w:proofErr w:type="spellEnd"/>
             <w:r>
               <w:rPr>
-                <w:rFonts w:ascii="Arial" w:eastAsia="Arial" w:hAnsi="Arial" w:cs="Arial"/>
+                <w:rFonts w:ascii="Arial" w:hAnsi="Arial" w:cs="Arial" w:eastAsia="Arial"/>
                 <w:sz w:val="21"/>
                 <w:szCs w:val="21"/>
               </w:rPr>
@@ -2119,7 +2119,7 @@
             </w:pPr>
             <w:r>
               <w:rPr>
-                <w:rFonts w:ascii="Arial" w:eastAsia="Arial" w:hAnsi="Arial" w:cs="Arial"/>
+                <w:rFonts w:ascii="Arial" w:hAnsi="Arial" w:cs="Arial" w:eastAsia="Arial"/>
                 <w:b/>
                 <w:sz w:val="21"/>
                 <w:szCs w:val="21"/>
@@ -2148,7 +2148,7 @@
             <w:proofErr w:type="spellStart"/>
             <w:r>
               <w:rPr>
-                <w:rFonts w:ascii="Arial" w:eastAsia="Arial" w:hAnsi="Arial" w:cs="Arial"/>
+                <w:rFonts w:ascii="Arial" w:hAnsi="Arial" w:cs="Arial" w:eastAsia="Arial"/>
                 <w:sz w:val="21"/>
                 <w:szCs w:val="21"/>
               </w:rPr>
@@ -2157,7 +2157,7 @@
             <w:proofErr w:type="spellEnd"/>
             <w:r>
               <w:rPr>
-                <w:rFonts w:ascii="Arial" w:eastAsia="Arial" w:hAnsi="Arial" w:cs="Arial"/>
+                <w:rFonts w:ascii="Arial" w:hAnsi="Arial" w:cs="Arial" w:eastAsia="Arial"/>
                 <w:sz w:val="21"/>
                 <w:szCs w:val="21"/>
               </w:rPr>
@@ -2191,7 +2191,7 @@
             </w:pPr>
             <w:r>
               <w:rPr>
-                <w:rFonts w:ascii="Arial" w:eastAsia="Arial" w:hAnsi="Arial" w:cs="Arial"/>
+                <w:rFonts w:ascii="Arial" w:hAnsi="Arial" w:cs="Arial" w:eastAsia="Arial"/>
                 <w:b/>
                 <w:sz w:val="21"/>
                 <w:szCs w:val="21"/>
@@ -2221,7 +2221,7 @@
             <w:proofErr w:type="spellStart"/>
             <w:r>
               <w:rPr>
-                <w:rFonts w:ascii="Arial" w:eastAsia="Arial" w:hAnsi="Arial" w:cs="Arial"/>
+                <w:rFonts w:ascii="Arial" w:hAnsi="Arial" w:cs="Arial" w:eastAsia="Arial"/>
                 <w:sz w:val="21"/>
                 <w:szCs w:val="21"/>
               </w:rPr>
@@ -2230,7 +2230,7 @@
             <w:proofErr w:type="spellEnd"/>
             <w:r>
               <w:rPr>
-                <w:rFonts w:ascii="Arial" w:eastAsia="Arial" w:hAnsi="Arial" w:cs="Arial"/>
+                <w:rFonts w:ascii="Arial" w:hAnsi="Arial" w:cs="Arial" w:eastAsia="Arial"/>
                 <w:sz w:val="21"/>
                 <w:szCs w:val="21"/>
               </w:rPr>
@@ -2263,7 +2263,7 @@
             </w:pPr>
             <w:r>
               <w:rPr>
-                <w:rFonts w:ascii="Arial" w:eastAsia="Arial" w:hAnsi="Arial" w:cs="Arial"/>
+                <w:rFonts w:ascii="Arial" w:hAnsi="Arial" w:cs="Arial" w:eastAsia="Arial"/>
                 <w:b/>
                 <w:sz w:val="21"/>
                 <w:szCs w:val="21"/>
@@ -2292,7 +2292,7 @@
             <w:proofErr w:type="spellStart"/>
             <w:r>
               <w:rPr>
-                <w:rFonts w:ascii="Arial" w:eastAsia="Arial" w:hAnsi="Arial" w:cs="Arial"/>
+                <w:rFonts w:ascii="Arial" w:hAnsi="Arial" w:cs="Arial" w:eastAsia="Arial"/>
                 <w:sz w:val="21"/>
                 <w:szCs w:val="21"/>
               </w:rPr>
@@ -2301,7 +2301,7 @@
             <w:proofErr w:type="spellEnd"/>
             <w:r>
               <w:rPr>
-                <w:rFonts w:ascii="Arial" w:eastAsia="Arial" w:hAnsi="Arial" w:cs="Arial"/>
+                <w:rFonts w:ascii="Arial" w:hAnsi="Arial" w:cs="Arial" w:eastAsia="Arial"/>
                 <w:sz w:val="21"/>
                 <w:szCs w:val="21"/>
               </w:rPr>
@@ -2334,7 +2334,7 @@
             </w:pPr>
             <w:r>
               <w:rPr>
-                <w:rFonts w:ascii="Arial" w:eastAsia="Arial" w:hAnsi="Arial" w:cs="Arial"/>
+                <w:rFonts w:ascii="Arial" w:hAnsi="Arial" w:cs="Arial" w:eastAsia="Arial"/>
                 <w:b/>
                 <w:sz w:val="21"/>
                 <w:szCs w:val="21"/>
@@ -2363,7 +2363,7 @@
             <w:proofErr w:type="spellStart"/>
             <w:r>
               <w:rPr>
-                <w:rFonts w:ascii="Arial" w:eastAsia="Arial" w:hAnsi="Arial" w:cs="Arial"/>
+                <w:rFonts w:ascii="Arial" w:hAnsi="Arial" w:cs="Arial" w:eastAsia="Arial"/>
                 <w:sz w:val="21"/>
                 <w:szCs w:val="21"/>
               </w:rPr>
@@ -2372,7 +2372,7 @@
             <w:proofErr w:type="spellEnd"/>
             <w:r>
               <w:rPr>
-                <w:rFonts w:ascii="Arial" w:eastAsia="Arial" w:hAnsi="Arial" w:cs="Arial"/>
+                <w:rFonts w:ascii="Arial" w:hAnsi="Arial" w:cs="Arial" w:eastAsia="Arial"/>
                 <w:sz w:val="21"/>
                 <w:szCs w:val="21"/>
               </w:rPr>
@@ -2405,7 +2405,7 @@
             </w:pPr>
             <w:r>
               <w:rPr>
-                <w:rFonts w:ascii="Arial" w:eastAsia="Arial" w:hAnsi="Arial" w:cs="Arial"/>
+                <w:rFonts w:ascii="Arial" w:hAnsi="Arial" w:cs="Arial" w:eastAsia="Arial"/>
                 <w:b/>
                 <w:sz w:val="21"/>
                 <w:szCs w:val="21"/>
@@ -2434,7 +2434,7 @@
             <w:proofErr w:type="spellStart"/>
             <w:r>
               <w:rPr>
-                <w:rFonts w:ascii="Arial" w:eastAsia="Arial" w:hAnsi="Arial" w:cs="Arial"/>
+                <w:rFonts w:ascii="Arial" w:hAnsi="Arial" w:cs="Arial" w:eastAsia="Arial"/>
                 <w:sz w:val="21"/>
                 <w:szCs w:val="21"/>
               </w:rPr>
@@ -2443,7 +2443,7 @@
             <w:proofErr w:type="spellEnd"/>
             <w:r>
               <w:rPr>
-                <w:rFonts w:ascii="Arial" w:eastAsia="Arial" w:hAnsi="Arial" w:cs="Arial"/>
+                <w:rFonts w:ascii="Arial" w:hAnsi="Arial" w:cs="Arial" w:eastAsia="Arial"/>
                 <w:sz w:val="21"/>
                 <w:szCs w:val="21"/>
               </w:rPr>
@@ -2476,7 +2476,7 @@
             </w:pPr>
             <w:r>
               <w:rPr>
-                <w:rFonts w:ascii="Arial" w:eastAsia="Arial" w:hAnsi="Arial" w:cs="Arial"/>
+                <w:rFonts w:ascii="Arial" w:hAnsi="Arial" w:cs="Arial" w:eastAsia="Arial"/>
                 <w:b/>
                 <w:sz w:val="21"/>
                 <w:szCs w:val="21"/>
@@ -2504,7 +2504,7 @@
             </w:pPr>
             <w:r>
               <w:rPr>
-                <w:rFonts w:ascii="Arial" w:eastAsia="Arial" w:hAnsi="Arial" w:cs="Arial"/>
+                <w:rFonts w:ascii="Arial" w:hAnsi="Arial" w:cs="Arial" w:eastAsia="Arial"/>
                 <w:sz w:val="21"/>
                 <w:szCs w:val="21"/>
               </w:rPr>
@@ -2537,7 +2537,7 @@
             </w:pPr>
             <w:r>
               <w:rPr>
-                <w:rFonts w:ascii="Arial" w:eastAsia="Arial" w:hAnsi="Arial" w:cs="Arial"/>
+                <w:rFonts w:ascii="Arial" w:hAnsi="Arial" w:cs="Arial" w:eastAsia="Arial"/>
                 <w:b/>
                 <w:sz w:val="21"/>
                 <w:szCs w:val="21"/>
@@ -2566,7 +2566,7 @@
             </w:pPr>
             <w:r>
               <w:rPr>
-                <w:rFonts w:ascii="Arial" w:eastAsia="Arial" w:hAnsi="Arial" w:cs="Arial"/>
+                <w:rFonts w:ascii="Arial" w:hAnsi="Arial" w:cs="Arial" w:eastAsia="Arial"/>
                 <w:sz w:val="21"/>
                 <w:szCs w:val="21"/>
               </w:rPr>
@@ -2599,7 +2599,7 @@
             </w:pPr>
             <w:r>
               <w:rPr>
-                <w:rFonts w:ascii="Arial" w:eastAsia="Arial" w:hAnsi="Arial" w:cs="Arial"/>
+                <w:rFonts w:ascii="Arial" w:hAnsi="Arial" w:cs="Arial" w:eastAsia="Arial"/>
                 <w:b/>
                 <w:sz w:val="21"/>
                 <w:szCs w:val="21"/>
@@ -2628,7 +2628,7 @@
             </w:pPr>
             <w:r>
               <w:rPr>
-                <w:rFonts w:ascii="Arial" w:eastAsia="Arial" w:hAnsi="Arial" w:cs="Arial"/>
+                <w:rFonts w:ascii="Arial" w:hAnsi="Arial" w:cs="Arial" w:eastAsia="Arial"/>
                 <w:sz w:val="21"/>
                 <w:szCs w:val="21"/>
               </w:rPr>
@@ -2661,7 +2661,7 @@
             </w:pPr>
             <w:r>
               <w:rPr>
-                <w:rFonts w:ascii="Arial" w:eastAsia="Arial" w:hAnsi="Arial" w:cs="Arial"/>
+                <w:rFonts w:ascii="Arial" w:hAnsi="Arial" w:cs="Arial" w:eastAsia="Arial"/>
                 <w:b/>
                 <w:sz w:val="21"/>
                 <w:szCs w:val="21"/>
@@ -2689,7 +2689,7 @@
             </w:pPr>
             <w:r>
               <w:rPr>
-                <w:rFonts w:ascii="Arial" w:eastAsia="Arial" w:hAnsi="Arial" w:cs="Arial"/>
+                <w:rFonts w:ascii="Arial" w:hAnsi="Arial" w:cs="Arial" w:eastAsia="Arial"/>
                 <w:sz w:val="21"/>
                 <w:szCs w:val="21"/>
               </w:rPr>
@@ -2722,7 +2722,7 @@
             </w:pPr>
             <w:r>
               <w:rPr>
-                <w:rFonts w:ascii="Arial" w:eastAsia="Arial" w:hAnsi="Arial" w:cs="Arial"/>
+                <w:rFonts w:ascii="Arial" w:hAnsi="Arial" w:cs="Arial" w:eastAsia="Arial"/>
                 <w:b/>
                 <w:sz w:val="21"/>
                 <w:szCs w:val="21"/>
@@ -2750,7 +2750,7 @@
             </w:pPr>
             <w:r>
               <w:rPr>
-                <w:rFonts w:ascii="Arial" w:eastAsia="Arial" w:hAnsi="Arial" w:cs="Arial"/>
+                <w:rFonts w:ascii="Arial" w:hAnsi="Arial" w:cs="Arial" w:eastAsia="Arial"/>
                 <w:sz w:val="21"/>
                 <w:szCs w:val="21"/>
               </w:rPr>
@@ -2783,7 +2783,7 @@
             </w:pPr>
             <w:r>
               <w:rPr>
-                <w:rFonts w:ascii="Arial" w:eastAsia="Arial" w:hAnsi="Arial" w:cs="Arial"/>
+                <w:rFonts w:ascii="Arial" w:hAnsi="Arial" w:cs="Arial" w:eastAsia="Arial"/>
                 <w:b/>
                 <w:sz w:val="21"/>
                 <w:szCs w:val="21"/>
@@ -2811,7 +2811,7 @@
             </w:pPr>
             <w:r>
               <w:rPr>
-                <w:rFonts w:ascii="Arial" w:eastAsia="Arial" w:hAnsi="Arial" w:cs="Arial"/>
+                <w:rFonts w:ascii="Arial" w:hAnsi="Arial" w:cs="Arial" w:eastAsia="Arial"/>
                 <w:sz w:val="21"/>
                 <w:szCs w:val="21"/>
               </w:rPr>
@@ -2894,14 +2894,14 @@
               <w:ind w:left="14"/>
               <w:jc w:val="center"/>
               <w:rPr>
-                <w:rFonts w:ascii="Arial"/>
-                <w:b/>
-                <w:sz w:val="21"/>
-              </w:rPr>
-            </w:pPr>
-            <w:r>
-              <w:rPr>
-                <w:rFonts w:ascii="Arial"/>
+                <w:rFonts w:ascii="Arial" w:hAnsi="Arial" w:cs="Arial" w:eastAsia="Arial"/>
+                <w:b/>
+                <w:sz w:val="21"/>
+              </w:rPr>
+            </w:pPr>
+            <w:r>
+              <w:rPr>
+                <w:rFonts w:ascii="Arial" w:hAnsi="Arial" w:cs="Arial" w:eastAsia="Arial"/>
                 <w:b/>
                 <w:sz w:val="21"/>
               </w:rPr>
@@ -2909,7 +2909,7 @@
             </w:r>
             <w:r>
               <w:rPr>
-                <w:rFonts w:ascii="Arial"/>
+                <w:rFonts w:ascii="Arial" w:hAnsi="Arial" w:cs="Arial" w:eastAsia="Arial"/>
                 <w:b/>
                 <w:spacing w:val="-3"/>
                 <w:sz w:val="21"/>
@@ -2918,7 +2918,7 @@
             </w:r>
             <w:r>
               <w:rPr>
-                <w:rFonts w:ascii="Arial"/>
+                <w:rFonts w:ascii="Arial" w:hAnsi="Arial" w:cs="Arial" w:eastAsia="Arial"/>
                 <w:b/>
                 <w:sz w:val="21"/>
               </w:rPr>
@@ -2926,7 +2926,7 @@
             </w:r>
             <w:r>
               <w:rPr>
-                <w:rFonts w:ascii="Arial"/>
+                <w:rFonts w:ascii="Arial" w:hAnsi="Arial" w:cs="Arial" w:eastAsia="Arial"/>
                 <w:b/>
                 <w:spacing w:val="-2"/>
                 <w:sz w:val="21"/>
@@ -2935,7 +2935,7 @@
             </w:r>
             <w:r>
               <w:rPr>
-                <w:rFonts w:ascii="Arial"/>
+                <w:rFonts w:ascii="Arial" w:hAnsi="Arial" w:cs="Arial" w:eastAsia="Arial"/>
                 <w:b/>
                 <w:sz w:val="21"/>
               </w:rPr>
@@ -2943,7 +2943,7 @@
             </w:r>
             <w:r>
               <w:rPr>
-                <w:rFonts w:ascii="Arial"/>
+                <w:rFonts w:ascii="Arial" w:hAnsi="Arial" w:cs="Arial" w:eastAsia="Arial"/>
                 <w:b/>
                 <w:spacing w:val="-3"/>
                 <w:sz w:val="21"/>
@@ -2952,7 +2952,7 @@
             </w:r>
             <w:r>
               <w:rPr>
-                <w:rFonts w:ascii="Arial"/>
+                <w:rFonts w:ascii="Arial" w:hAnsi="Arial" w:cs="Arial" w:eastAsia="Arial"/>
                 <w:b/>
                 <w:sz w:val="21"/>
               </w:rPr>
@@ -2960,7 +2960,7 @@
             </w:r>
             <w:r>
               <w:rPr>
-                <w:rFonts w:ascii="Arial"/>
+                <w:rFonts w:ascii="Arial" w:hAnsi="Arial" w:cs="Arial" w:eastAsia="Arial"/>
                 <w:b/>
                 <w:spacing w:val="-2"/>
                 <w:sz w:val="21"/>
@@ -2969,7 +2969,7 @@
             </w:r>
             <w:r>
               <w:rPr>
-                <w:rFonts w:ascii="Arial"/>
+                <w:rFonts w:ascii="Arial" w:hAnsi="Arial" w:cs="Arial" w:eastAsia="Arial"/>
                 <w:b/>
                 <w:sz w:val="21"/>
               </w:rPr>
@@ -2977,7 +2977,7 @@
             </w:r>
             <w:r>
               <w:rPr>
-                <w:rFonts w:ascii="Arial"/>
+                <w:rFonts w:ascii="Arial" w:hAnsi="Arial" w:cs="Arial" w:eastAsia="Arial"/>
                 <w:b/>
                 <w:spacing w:val="-3"/>
                 <w:sz w:val="21"/>
@@ -2986,7 +2986,7 @@
             </w:r>
             <w:r>
               <w:rPr>
-                <w:rFonts w:ascii="Arial"/>
+                <w:rFonts w:ascii="Arial" w:hAnsi="Arial" w:cs="Arial" w:eastAsia="Arial"/>
                 <w:b/>
                 <w:sz w:val="21"/>
               </w:rPr>
@@ -2994,7 +2994,7 @@
             </w:r>
             <w:r>
               <w:rPr>
-                <w:rFonts w:ascii="Arial"/>
+                <w:rFonts w:ascii="Arial" w:hAnsi="Arial" w:cs="Arial" w:eastAsia="Arial"/>
                 <w:b/>
                 <w:spacing w:val="-2"/>
                 <w:sz w:val="21"/>
@@ -3003,7 +3003,7 @@
             </w:r>
             <w:r>
               <w:rPr>
-                <w:rFonts w:ascii="Arial"/>
+                <w:rFonts w:ascii="Arial" w:hAnsi="Arial" w:cs="Arial" w:eastAsia="Arial"/>
                 <w:b/>
                 <w:sz w:val="21"/>
               </w:rPr>
@@ -3011,7 +3011,7 @@
             </w:r>
             <w:r>
               <w:rPr>
-                <w:rFonts w:ascii="Arial"/>
+                <w:rFonts w:ascii="Arial" w:hAnsi="Arial" w:cs="Arial" w:eastAsia="Arial"/>
                 <w:b/>
                 <w:spacing w:val="-3"/>
                 <w:sz w:val="21"/>
@@ -3020,7 +3020,7 @@
             </w:r>
             <w:r>
               <w:rPr>
-                <w:rFonts w:ascii="Arial"/>
+                <w:rFonts w:ascii="Arial" w:hAnsi="Arial" w:cs="Arial" w:eastAsia="Arial"/>
                 <w:b/>
                 <w:sz w:val="21"/>
               </w:rPr>
@@ -3028,7 +3028,7 @@
             </w:r>
             <w:r>
               <w:rPr>
-                <w:rFonts w:ascii="Arial"/>
+                <w:rFonts w:ascii="Arial" w:hAnsi="Arial" w:cs="Arial" w:eastAsia="Arial"/>
                 <w:b/>
                 <w:spacing w:val="-2"/>
                 <w:sz w:val="21"/>
@@ -3051,51 +3051,51 @@
               <w:pStyle w:val="TableParagraph"/>
               <w:ind w:left="67"/>
               <w:rPr>
-                <w:rFonts w:ascii="Arial"/>
-                <w:b/>
-                <w:sz w:val="19"/>
-              </w:rPr>
-            </w:pPr>
-            <w:r>
-              <w:rPr>
-                <w:rFonts w:ascii="Arial"/>
-                <w:b/>
-                <w:sz w:val="19"/>
+                <w:rFonts w:ascii="Arial" w:hAnsi="Arial" w:cs="Arial" w:eastAsia="Arial"/>
+                <w:b/>
+                <w:sz w:val="21"/>
+              </w:rPr>
+            </w:pPr>
+            <w:r>
+              <w:rPr>
+                <w:rFonts w:ascii="Arial" w:hAnsi="Arial" w:cs="Arial" w:eastAsia="Arial"/>
+                <w:b/>
+                <w:sz w:val="21"/>
               </w:rPr>
               <w:t>Preserving</w:t>
             </w:r>
             <w:r>
               <w:rPr>
-                <w:rFonts w:ascii="Arial"/>
+                <w:rFonts w:ascii="Arial" w:hAnsi="Arial" w:cs="Arial" w:eastAsia="Arial"/>
                 <w:b/>
                 <w:spacing w:val="20"/>
-                <w:sz w:val="19"/>
+                <w:sz w:val="21"/>
               </w:rPr>
               <w:t xml:space="preserve"> </w:t>
             </w:r>
             <w:r>
               <w:rPr>
-                <w:rFonts w:ascii="Arial"/>
-                <w:b/>
-                <w:sz w:val="19"/>
+                <w:rFonts w:ascii="Arial" w:hAnsi="Arial" w:cs="Arial" w:eastAsia="Arial"/>
+                <w:b/>
+                <w:sz w:val="21"/>
               </w:rPr>
               <w:t>File/Folder</w:t>
             </w:r>
             <w:r>
               <w:rPr>
-                <w:rFonts w:ascii="Arial"/>
+                <w:rFonts w:ascii="Arial" w:hAnsi="Arial" w:cs="Arial" w:eastAsia="Arial"/>
                 <w:b/>
                 <w:spacing w:val="20"/>
-                <w:sz w:val="19"/>
+                <w:sz w:val="21"/>
               </w:rPr>
               <w:t xml:space="preserve"> </w:t>
             </w:r>
             <w:r>
               <w:rPr>
-                <w:rFonts w:ascii="Arial"/>
+                <w:rFonts w:ascii="Arial" w:hAnsi="Arial" w:cs="Arial" w:eastAsia="Arial"/>
                 <w:b/>
                 <w:spacing w:val="-2"/>
-                <w:sz w:val="19"/>
+                <w:sz w:val="21"/>
               </w:rPr>
               <w:t>structure</w:t>
             </w:r>
@@ -3110,20 +3110,20 @@
               <w:pStyle w:val="TableParagraph"/>
               <w:spacing w:line="264" w:lineRule="auto"/>
               <w:rPr>
-                <w:sz w:val="19"/>
+                <w:sz w:val="21"/>
               </w:rPr>
             </w:pPr>
             <w:proofErr w:type="spellStart"/>
             <w:r>
               <w:rPr>
-                <w:sz w:val="19"/>
+                <w:sz w:val="21"/>
               </w:rPr>
               <w:t>CloudFuze</w:t>
             </w:r>
             <w:proofErr w:type="spellEnd"/>
             <w:r>
               <w:rPr>
-                <w:sz w:val="19"/>
+                <w:sz w:val="21"/>
               </w:rPr>
               <w:t xml:space="preserve"> ensures the seamless migration of the data from the source cloud to destination, preserving the accuracy and integrity of the data structure.</w:t>
             </w:r>
@@ -3143,17 +3143,17 @@
               <w:pStyle w:val="TableParagraph"/>
               <w:ind w:left="67"/>
               <w:rPr>
-                <w:rFonts w:ascii="Arial"/>
-                <w:b/>
-                <w:sz w:val="19"/>
-              </w:rPr>
-            </w:pPr>
-            <w:r>
-              <w:rPr>
-                <w:rFonts w:ascii="Arial"/>
+                <w:rFonts w:ascii="Arial" w:hAnsi="Arial" w:cs="Arial" w:eastAsia="Arial"/>
+                <w:b/>
+                <w:sz w:val="21"/>
+              </w:rPr>
+            </w:pPr>
+            <w:r>
+              <w:rPr>
+                <w:rFonts w:ascii="Arial" w:hAnsi="Arial" w:cs="Arial" w:eastAsia="Arial"/>
                 <w:b/>
                 <w:spacing w:val="-2"/>
-                <w:sz w:val="19"/>
+                <w:sz w:val="21"/>
               </w:rPr>
               <w:t>Onetime</w:t>
             </w:r>
@@ -3168,19 +3168,19 @@
               <w:pStyle w:val="TableParagraph"/>
               <w:spacing w:line="264" w:lineRule="auto"/>
               <w:rPr>
-                <w:sz w:val="19"/>
-              </w:rPr>
-            </w:pPr>
-            <w:r>
-              <w:rPr>
-                <w:sz w:val="19"/>
+                <w:sz w:val="21"/>
+              </w:rPr>
+            </w:pPr>
+            <w:r>
+              <w:rPr>
+                <w:sz w:val="21"/>
               </w:rPr>
               <w:t xml:space="preserve">The initial data migration from source to destination is considered as One-time </w:t>
             </w:r>
             <w:r>
               <w:rPr>
                 <w:spacing w:val="-2"/>
-                <w:sz w:val="19"/>
+                <w:sz w:val="21"/>
               </w:rPr>
               <w:t>migration.</w:t>
             </w:r>
@@ -3200,17 +3200,17 @@
               <w:pStyle w:val="TableParagraph"/>
               <w:ind w:left="67"/>
               <w:rPr>
-                <w:rFonts w:ascii="Arial"/>
-                <w:b/>
-                <w:sz w:val="19"/>
-              </w:rPr>
-            </w:pPr>
-            <w:r>
-              <w:rPr>
-                <w:rFonts w:ascii="Arial"/>
+                <w:rFonts w:ascii="Arial" w:hAnsi="Arial" w:cs="Arial" w:eastAsia="Arial"/>
+                <w:b/>
+                <w:sz w:val="21"/>
+              </w:rPr>
+            </w:pPr>
+            <w:r>
+              <w:rPr>
+                <w:rFonts w:ascii="Arial" w:hAnsi="Arial" w:cs="Arial" w:eastAsia="Arial"/>
                 <w:b/>
                 <w:spacing w:val="-2"/>
-                <w:sz w:val="19"/>
+                <w:sz w:val="21"/>
               </w:rPr>
               <w:t>Delta</w:t>
             </w:r>
@@ -3224,143 +3224,143 @@
             <w:pPr>
               <w:pStyle w:val="TableParagraph"/>
               <w:rPr>
-                <w:sz w:val="19"/>
-              </w:rPr>
-            </w:pPr>
-            <w:r>
-              <w:rPr>
-                <w:sz w:val="19"/>
+                <w:sz w:val="21"/>
+              </w:rPr>
+            </w:pPr>
+            <w:r>
+              <w:rPr>
+                <w:sz w:val="21"/>
               </w:rPr>
               <w:t>Migration</w:t>
             </w:r>
             <w:r>
               <w:rPr>
                 <w:spacing w:val="11"/>
-                <w:sz w:val="19"/>
+                <w:sz w:val="21"/>
               </w:rPr>
               <w:t xml:space="preserve"> </w:t>
             </w:r>
             <w:r>
               <w:rPr>
-                <w:sz w:val="19"/>
+                <w:sz w:val="21"/>
               </w:rPr>
               <w:t>of</w:t>
             </w:r>
             <w:r>
               <w:rPr>
                 <w:spacing w:val="12"/>
-                <w:sz w:val="19"/>
+                <w:sz w:val="21"/>
               </w:rPr>
               <w:t xml:space="preserve"> </w:t>
             </w:r>
             <w:r>
               <w:rPr>
-                <w:sz w:val="19"/>
+                <w:sz w:val="21"/>
               </w:rPr>
               <w:t>incremental</w:t>
             </w:r>
             <w:r>
               <w:rPr>
                 <w:spacing w:val="11"/>
-                <w:sz w:val="19"/>
+                <w:sz w:val="21"/>
               </w:rPr>
               <w:t xml:space="preserve"> </w:t>
             </w:r>
             <w:r>
               <w:rPr>
-                <w:sz w:val="19"/>
+                <w:sz w:val="21"/>
               </w:rPr>
               <w:t>changes</w:t>
             </w:r>
             <w:r>
               <w:rPr>
                 <w:spacing w:val="12"/>
-                <w:sz w:val="19"/>
+                <w:sz w:val="21"/>
               </w:rPr>
               <w:t xml:space="preserve"> </w:t>
             </w:r>
             <w:r>
               <w:rPr>
-                <w:sz w:val="19"/>
+                <w:sz w:val="21"/>
               </w:rPr>
               <w:t>made</w:t>
             </w:r>
             <w:r>
               <w:rPr>
                 <w:spacing w:val="12"/>
-                <w:sz w:val="19"/>
+                <w:sz w:val="21"/>
               </w:rPr>
               <w:t xml:space="preserve"> </w:t>
             </w:r>
             <w:r>
               <w:rPr>
-                <w:sz w:val="19"/>
+                <w:sz w:val="21"/>
               </w:rPr>
               <w:t>in</w:t>
             </w:r>
             <w:r>
               <w:rPr>
                 <w:spacing w:val="11"/>
-                <w:sz w:val="19"/>
+                <w:sz w:val="21"/>
               </w:rPr>
               <w:t xml:space="preserve"> </w:t>
             </w:r>
             <w:r>
               <w:rPr>
-                <w:sz w:val="19"/>
+                <w:sz w:val="21"/>
               </w:rPr>
               <w:t>source</w:t>
             </w:r>
             <w:r>
               <w:rPr>
                 <w:spacing w:val="12"/>
-                <w:sz w:val="19"/>
+                <w:sz w:val="21"/>
               </w:rPr>
               <w:t xml:space="preserve"> </w:t>
             </w:r>
             <w:r>
               <w:rPr>
-                <w:sz w:val="19"/>
+                <w:sz w:val="21"/>
               </w:rPr>
               <w:t>during</w:t>
             </w:r>
             <w:r>
               <w:rPr>
                 <w:spacing w:val="11"/>
-                <w:sz w:val="19"/>
+                <w:sz w:val="21"/>
               </w:rPr>
               <w:t xml:space="preserve"> </w:t>
             </w:r>
             <w:r>
               <w:rPr>
-                <w:sz w:val="19"/>
+                <w:sz w:val="21"/>
               </w:rPr>
               <w:t>the</w:t>
             </w:r>
             <w:r>
               <w:rPr>
                 <w:spacing w:val="12"/>
-                <w:sz w:val="19"/>
+                <w:sz w:val="21"/>
               </w:rPr>
               <w:t xml:space="preserve"> </w:t>
             </w:r>
             <w:r>
               <w:rPr>
-                <w:sz w:val="19"/>
+                <w:sz w:val="21"/>
               </w:rPr>
               <w:t>onetime</w:t>
             </w:r>
             <w:r>
               <w:rPr>
                 <w:spacing w:val="12"/>
-                <w:sz w:val="19"/>
+                <w:sz w:val="21"/>
               </w:rPr>
               <w:t xml:space="preserve"> </w:t>
             </w:r>
             <w:r>
               <w:rPr>
                 <w:spacing w:val="-2"/>
-                <w:sz w:val="19"/>
+                <w:sz w:val="21"/>
               </w:rPr>
               <w:t>migration.</w:t>
             </w:r>
@@ -3380,25 +3380,25 @@
               <w:pStyle w:val="TableParagraph"/>
               <w:ind w:left="67"/>
               <w:rPr>
-                <w:rFonts w:ascii="Arial"/>
-                <w:b/>
-                <w:sz w:val="19"/>
-              </w:rPr>
-            </w:pPr>
-            <w:r>
-              <w:rPr>
-                <w:rFonts w:ascii="Arial"/>
-                <w:b/>
-                <w:sz w:val="19"/>
+                <w:rFonts w:ascii="Arial" w:hAnsi="Arial" w:cs="Arial" w:eastAsia="Arial"/>
+                <w:b/>
+                <w:sz w:val="21"/>
+              </w:rPr>
+            </w:pPr>
+            <w:r>
+              <w:rPr>
+                <w:rFonts w:ascii="Arial" w:hAnsi="Arial" w:cs="Arial" w:eastAsia="Arial"/>
+                <w:b/>
+                <w:sz w:val="21"/>
               </w:rPr>
               <w:t>Auto-</w:t>
             </w:r>
             <w:r>
               <w:rPr>
-                <w:rFonts w:ascii="Arial"/>
+                <w:rFonts w:ascii="Arial" w:hAnsi="Arial" w:cs="Arial" w:eastAsia="Arial"/>
                 <w:b/>
                 <w:spacing w:val="-2"/>
-                <w:sz w:val="19"/>
+                <w:sz w:val="21"/>
               </w:rPr>
               <w:t>Retry</w:t>
             </w:r>
@@ -3413,12 +3413,12 @@
               <w:pStyle w:val="TableParagraph"/>
               <w:spacing w:line="264" w:lineRule="auto"/>
               <w:rPr>
-                <w:sz w:val="19"/>
-              </w:rPr>
-            </w:pPr>
-            <w:r>
-              <w:rPr>
-                <w:sz w:val="19"/>
+                <w:sz w:val="21"/>
+              </w:rPr>
+            </w:pPr>
+            <w:r>
+              <w:rPr>
+                <w:sz w:val="21"/>
               </w:rPr>
               <w:t>The system will automatically prevent the generation of email notifications for collaborations on folders/files originating from the destination cloud.</w:t>
             </w:r>
@@ -3492,10 +3492,10 @@
   <w:docDefaults>
     <w:rPrDefault>
       <w:rPr>
-        <w:rFonts w:asciiTheme="minorHAnsi" w:eastAsiaTheme="minorEastAsia" w:hAnsiTheme="minorHAnsi" w:cstheme="minorBidi"/>
+        <w:rFonts w:ascii="Arial" w:hAnsi="Arial" w:cs="Arial" w:eastAsia="Arial"/>
         <w:kern w:val="2"/>
-        <w:sz w:val="24"/>
-        <w:szCs w:val="24"/>
+        <w:sz w:val="21"/>
+        <w:szCs w:val="21"/>
         <w:lang w:val="en-IN" w:eastAsia="en-IN" w:bidi="ar-SA"/>
         <w14:ligatures w14:val="standardContextual"/>
       </w:rPr>
@@ -3891,9 +3891,9 @@
       <w:spacing w:line="259" w:lineRule="auto"/>
     </w:pPr>
     <w:rPr>
-      <w:rFonts w:ascii="Calibri" w:eastAsia="Calibri" w:hAnsi="Calibri" w:cs="Calibri"/>
+      <w:rFonts w:ascii="Arial" w:hAnsi="Arial" w:cs="Arial" w:eastAsia="Arial"/>
       <w:color w:val="000000"/>
-      <w:sz w:val="22"/>
+      <w:sz w:val="21"/>
     </w:rPr>
   </w:style>
   <w:style w:type="character" w:default="1" w:styleId="DefaultParagraphFont">
@@ -3959,9 +3959,9 @@
     <w:uiPriority w:val="99"/>
     <w:rsid w:val="00F94A37"/>
     <w:rPr>
-      <w:rFonts w:ascii="Calibri" w:eastAsia="Calibri" w:hAnsi="Calibri" w:cs="Calibri"/>
+      <w:rFonts w:ascii="Arial" w:hAnsi="Arial" w:cs="Arial" w:eastAsia="Arial"/>
       <w:color w:val="000000"/>
-      <w:sz w:val="22"/>
+      <w:sz w:val="21"/>
     </w:rPr>
   </w:style>
   <w:style w:type="paragraph" w:styleId="Footer">
@@ -3986,9 +3986,9 @@
     <w:uiPriority w:val="99"/>
     <w:rsid w:val="00F94A37"/>
     <w:rPr>
-      <w:rFonts w:ascii="Calibri" w:eastAsia="Calibri" w:hAnsi="Calibri" w:cs="Calibri"/>
+      <w:rFonts w:ascii="Arial" w:hAnsi="Arial" w:cs="Arial" w:eastAsia="Arial"/>
       <w:color w:val="000000"/>
-      <w:sz w:val="22"/>
+      <w:sz w:val="21"/>
     </w:rPr>
   </w:style>
   <w:style w:type="paragraph" w:customStyle="1" w:styleId="TableParagraph">
@@ -4005,10 +4005,10 @@
       <w:ind w:left="62"/>
     </w:pPr>
     <w:rPr>
-      <w:rFonts w:ascii="Arial MT" w:eastAsia="Arial MT" w:hAnsi="Arial MT" w:cs="Arial MT"/>
+      <w:rFonts w:ascii="Arial" w:hAnsi="Arial" w:cs="Arial" w:eastAsia="Arial"/>
       <w:color w:val="auto"/>
       <w:kern w:val="0"/>
-      <w:szCs w:val="22"/>
+      <w:szCs w:val="21"/>
       <w:lang w:val="en-US" w:eastAsia="en-US"/>
       <w14:ligatures w14:val="none"/>
     </w:rPr>
